--- a/plantillas/profesionistas/D5-PROF_Manual_Cumplimiento_PLD_v2.docx
+++ b/plantillas/profesionistas/D5-PROF_Manual_Cumplimiento_PLD_v2.docx
@@ -1647,6 +1647,621 @@
           <w:szCs w:val="20"/>
         </w:rPr>
         <w:t xml:space="preserve">Identificación en la fase de preparación (art. 12 Bis RCG): quien prepara para un cliente cualquiera de las operaciones de la fracción XI puede integrar el expediente único de identificación solamente con los datos de los Anexos 3, 4, 4 Bis, 5, 6, 6 Bis, 7 Bis u 8 de las Reglas, según el tipo de cliente, y los relativos a la identificación de su representante, apoderados o de quienes realicen el acto a nombre de la persona moral. No se acepta la cédula profesional como identificación oficial. Los registros no se llevan bajo nombres ficticios o confidenciales (art. 23 RCG). Una vez al año se verifica que los expedientes de los clientes con relación de negocios estén completos y actualizados (art. 21 RCG). Si el cliente se niega a proporcionar la información o documentación necesaria, el profesional se abstiene, sin responsabilidad alguna, de prestar el servicio u operación (art. 21 de la Ley). Cuando existan indicios de que el cliente actúa por cuenta de otra persona sin haberlo declarado, se solicita la información que permita identificar al Beneficiario Controlador (art. 22 RCG).</w:t>
+      </w:r>
+    </w:p>
+    <w:p>
+      <w:pPr>
+        <w:keepNext/>
+        <w:spacing w:after="90" w:before="150"/>
+      </w:pPr>
+      <w:r>
+        <w:rPr>
+          <w:rFonts w:ascii="Calibri" w:cs="Calibri" w:eastAsia="Calibri" w:hAnsi="Calibri"/>
+          <w:b/>
+          <w:bCs/>
+          <w:sz w:val="21"/>
+          <w:szCs w:val="21"/>
+        </w:rPr>
+        <w:t xml:space="preserve">4.2 Integración, cotejo, verificación y actualización del expediente (Arts. 12, 21 y 22 RCG)</w:t>
+      </w:r>
+    </w:p>
+    <w:p>
+      <w:pPr>
+        <w:spacing w:after="110"/>
+      </w:pPr>
+      <w:r>
+        <w:rPr>
+          <w:rFonts w:ascii="Calibri" w:cs="Calibri" w:eastAsia="Calibri" w:hAnsi="Calibri"/>
+          <w:sz w:val="20"/>
+          <w:szCs w:val="20"/>
+        </w:rPr>
+        <w:t xml:space="preserve">El expediente único de identificación se integra antes del acto u operación o, a más tardar, al establecer la Relación de negocios, con los datos y documentos del Anexo de las RCG que corresponda al tipo de Cliente o Usuaria (Art. 12):</w:t>
+      </w:r>
+    </w:p>
+    <w:tbl>
+      <w:tblPr>
+        <w:tblW w:type="dxa" w:w="9500"/>
+        <w:tblBorders>
+          <w:top w:val="single" w:color="auto" w:sz="4"/>
+          <w:left w:val="single" w:color="auto" w:sz="4"/>
+          <w:bottom w:val="single" w:color="auto" w:sz="4"/>
+          <w:right w:val="single" w:color="auto" w:sz="4"/>
+          <w:insideH w:val="single" w:color="auto" w:sz="4"/>
+          <w:insideV w:val="single" w:color="auto" w:sz="4"/>
+        </w:tblBorders>
+        <w:tblLayout w:type="fixed"/>
+      </w:tblPr>
+      <w:tblGrid>
+        <w:gridCol w:w="5200"/>
+        <w:gridCol w:w="4300"/>
+      </w:tblGrid>
+      <w:tr>
+        <w:trPr>
+          <w:tblHeader/>
+        </w:trPr>
+        <w:tc>
+          <w:tcPr>
+            <w:tcW w:type="dxa" w:w="5200"/>
+            <w:shd w:fill="1F3864" w:val="clear"/>
+            <w:tcMar>
+              <w:top w:type="dxa" w:w="60"/>
+              <w:left w:type="dxa" w:w="100"/>
+              <w:bottom w:type="dxa" w:w="60"/>
+              <w:right w:type="dxa" w:w="100"/>
+            </w:tcMar>
+          </w:tcPr>
+          <w:p>
+            <w:pPr>
+              <w:spacing w:after="0"/>
+            </w:pPr>
+            <w:r>
+              <w:rPr>
+                <w:rFonts w:ascii="Calibri" w:cs="Calibri" w:eastAsia="Calibri" w:hAnsi="Calibri"/>
+                <w:b/>
+                <w:bCs/>
+                <w:color w:val="FFFFFF"/>
+                <w:sz w:val="18"/>
+                <w:szCs w:val="18"/>
+              </w:rPr>
+              <w:t xml:space="preserve">Tipo de Cliente o Usuaria</w:t>
+            </w:r>
+          </w:p>
+        </w:tc>
+        <w:tc>
+          <w:tcPr>
+            <w:tcW w:type="dxa" w:w="4300"/>
+            <w:shd w:fill="1F3864" w:val="clear"/>
+            <w:tcMar>
+              <w:top w:type="dxa" w:w="60"/>
+              <w:left w:type="dxa" w:w="100"/>
+              <w:bottom w:type="dxa" w:w="60"/>
+              <w:right w:type="dxa" w:w="100"/>
+            </w:tcMar>
+          </w:tcPr>
+          <w:p>
+            <w:pPr>
+              <w:spacing w:after="0"/>
+            </w:pPr>
+            <w:r>
+              <w:rPr>
+                <w:rFonts w:ascii="Calibri" w:cs="Calibri" w:eastAsia="Calibri" w:hAnsi="Calibri"/>
+                <w:b/>
+                <w:bCs/>
+                <w:color w:val="FFFFFF"/>
+                <w:sz w:val="18"/>
+                <w:szCs w:val="18"/>
+              </w:rPr>
+              <w:t xml:space="preserve">Anexo RCG</w:t>
+            </w:r>
+          </w:p>
+        </w:tc>
+      </w:tr>
+      <w:tr>
+        <w:trPr>
+          <w:cantSplit/>
+        </w:trPr>
+        <w:tc>
+          <w:tcPr>
+            <w:tcW w:type="dxa" w:w="5200"/>
+            <w:tcMar>
+              <w:top w:type="dxa" w:w="60"/>
+              <w:left w:type="dxa" w:w="100"/>
+              <w:bottom w:type="dxa" w:w="60"/>
+              <w:right w:type="dxa" w:w="100"/>
+            </w:tcMar>
+          </w:tcPr>
+          <w:p>
+            <w:pPr>
+              <w:spacing w:after="0"/>
+            </w:pPr>
+            <w:r>
+              <w:rPr>
+                <w:rFonts w:ascii="Calibri" w:cs="Calibri" w:eastAsia="Calibri" w:hAnsi="Calibri"/>
+                <w:sz w:val="18"/>
+                <w:szCs w:val="18"/>
+              </w:rPr>
+              <w:t xml:space="preserve">Persona física mexicana, o extranjera residente temporal o permanente</w:t>
+            </w:r>
+          </w:p>
+        </w:tc>
+        <w:tc>
+          <w:tcPr>
+            <w:tcW w:type="dxa" w:w="4300"/>
+            <w:tcMar>
+              <w:top w:type="dxa" w:w="60"/>
+              <w:left w:type="dxa" w:w="100"/>
+              <w:bottom w:type="dxa" w:w="60"/>
+              <w:right w:type="dxa" w:w="100"/>
+            </w:tcMar>
+          </w:tcPr>
+          <w:p>
+            <w:pPr>
+              <w:spacing w:after="0"/>
+            </w:pPr>
+            <w:r>
+              <w:rPr>
+                <w:rFonts w:ascii="Calibri" w:cs="Calibri" w:eastAsia="Calibri" w:hAnsi="Calibri"/>
+                <w:sz w:val="18"/>
+                <w:szCs w:val="18"/>
+              </w:rPr>
+              <w:t xml:space="preserve">Anexo 3</w:t>
+            </w:r>
+          </w:p>
+        </w:tc>
+      </w:tr>
+      <w:tr>
+        <w:trPr>
+          <w:cantSplit/>
+        </w:trPr>
+        <w:tc>
+          <w:tcPr>
+            <w:tcW w:type="dxa" w:w="5200"/>
+            <w:tcMar>
+              <w:top w:type="dxa" w:w="60"/>
+              <w:left w:type="dxa" w:w="100"/>
+              <w:bottom w:type="dxa" w:w="60"/>
+              <w:right w:type="dxa" w:w="100"/>
+            </w:tcMar>
+          </w:tcPr>
+          <w:p>
+            <w:pPr>
+              <w:spacing w:after="0"/>
+            </w:pPr>
+            <w:r>
+              <w:rPr>
+                <w:rFonts w:ascii="Calibri" w:cs="Calibri" w:eastAsia="Calibri" w:hAnsi="Calibri"/>
+                <w:sz w:val="18"/>
+                <w:szCs w:val="18"/>
+              </w:rPr>
+              <w:t xml:space="preserve">Persona moral mexicana</w:t>
+            </w:r>
+          </w:p>
+        </w:tc>
+        <w:tc>
+          <w:tcPr>
+            <w:tcW w:type="dxa" w:w="4300"/>
+            <w:tcMar>
+              <w:top w:type="dxa" w:w="60"/>
+              <w:left w:type="dxa" w:w="100"/>
+              <w:bottom w:type="dxa" w:w="60"/>
+              <w:right w:type="dxa" w:w="100"/>
+            </w:tcMar>
+          </w:tcPr>
+          <w:p>
+            <w:pPr>
+              <w:spacing w:after="0"/>
+            </w:pPr>
+            <w:r>
+              <w:rPr>
+                <w:rFonts w:ascii="Calibri" w:cs="Calibri" w:eastAsia="Calibri" w:hAnsi="Calibri"/>
+                <w:sz w:val="18"/>
+                <w:szCs w:val="18"/>
+              </w:rPr>
+              <w:t xml:space="preserve">Anexo 4</w:t>
+            </w:r>
+          </w:p>
+        </w:tc>
+      </w:tr>
+      <w:tr>
+        <w:trPr>
+          <w:cantSplit/>
+        </w:trPr>
+        <w:tc>
+          <w:tcPr>
+            <w:tcW w:type="dxa" w:w="5200"/>
+            <w:tcMar>
+              <w:top w:type="dxa" w:w="60"/>
+              <w:left w:type="dxa" w:w="100"/>
+              <w:bottom w:type="dxa" w:w="60"/>
+              <w:right w:type="dxa" w:w="100"/>
+            </w:tcMar>
+          </w:tcPr>
+          <w:p>
+            <w:pPr>
+              <w:spacing w:after="0"/>
+            </w:pPr>
+            <w:r>
+              <w:rPr>
+                <w:rFonts w:ascii="Calibri" w:cs="Calibri" w:eastAsia="Calibri" w:hAnsi="Calibri"/>
+                <w:sz w:val="18"/>
+                <w:szCs w:val="18"/>
+              </w:rPr>
+              <w:t xml:space="preserve">Persona moral mexicana de derecho público</w:t>
+            </w:r>
+          </w:p>
+        </w:tc>
+        <w:tc>
+          <w:tcPr>
+            <w:tcW w:type="dxa" w:w="4300"/>
+            <w:tcMar>
+              <w:top w:type="dxa" w:w="60"/>
+              <w:left w:type="dxa" w:w="100"/>
+              <w:bottom w:type="dxa" w:w="60"/>
+              <w:right w:type="dxa" w:w="100"/>
+            </w:tcMar>
+          </w:tcPr>
+          <w:p>
+            <w:pPr>
+              <w:spacing w:after="0"/>
+            </w:pPr>
+            <w:r>
+              <w:rPr>
+                <w:rFonts w:ascii="Calibri" w:cs="Calibri" w:eastAsia="Calibri" w:hAnsi="Calibri"/>
+                <w:sz w:val="18"/>
+                <w:szCs w:val="18"/>
+              </w:rPr>
+              <w:t xml:space="preserve">Anexos 4 Bis, 7 y 7 Bis (según el caso)</w:t>
+            </w:r>
+          </w:p>
+        </w:tc>
+      </w:tr>
+      <w:tr>
+        <w:trPr>
+          <w:cantSplit/>
+        </w:trPr>
+        <w:tc>
+          <w:tcPr>
+            <w:tcW w:type="dxa" w:w="5200"/>
+            <w:tcMar>
+              <w:top w:type="dxa" w:w="60"/>
+              <w:left w:type="dxa" w:w="100"/>
+              <w:bottom w:type="dxa" w:w="60"/>
+              <w:right w:type="dxa" w:w="100"/>
+            </w:tcMar>
+          </w:tcPr>
+          <w:p>
+            <w:pPr>
+              <w:spacing w:after="0"/>
+            </w:pPr>
+            <w:r>
+              <w:rPr>
+                <w:rFonts w:ascii="Calibri" w:cs="Calibri" w:eastAsia="Calibri" w:hAnsi="Calibri"/>
+                <w:sz w:val="18"/>
+                <w:szCs w:val="18"/>
+              </w:rPr>
+              <w:t xml:space="preserve">Persona física extranjera con condición de visitante u otra distinta</w:t>
+            </w:r>
+          </w:p>
+        </w:tc>
+        <w:tc>
+          <w:tcPr>
+            <w:tcW w:type="dxa" w:w="4300"/>
+            <w:tcMar>
+              <w:top w:type="dxa" w:w="60"/>
+              <w:left w:type="dxa" w:w="100"/>
+              <w:bottom w:type="dxa" w:w="60"/>
+              <w:right w:type="dxa" w:w="100"/>
+            </w:tcMar>
+          </w:tcPr>
+          <w:p>
+            <w:pPr>
+              <w:spacing w:after="0"/>
+            </w:pPr>
+            <w:r>
+              <w:rPr>
+                <w:rFonts w:ascii="Calibri" w:cs="Calibri" w:eastAsia="Calibri" w:hAnsi="Calibri"/>
+                <w:sz w:val="18"/>
+                <w:szCs w:val="18"/>
+              </w:rPr>
+              <w:t xml:space="preserve">Anexo 5</w:t>
+            </w:r>
+          </w:p>
+        </w:tc>
+      </w:tr>
+      <w:tr>
+        <w:trPr>
+          <w:cantSplit/>
+        </w:trPr>
+        <w:tc>
+          <w:tcPr>
+            <w:tcW w:type="dxa" w:w="5200"/>
+            <w:tcMar>
+              <w:top w:type="dxa" w:w="60"/>
+              <w:left w:type="dxa" w:w="100"/>
+              <w:bottom w:type="dxa" w:w="60"/>
+              <w:right w:type="dxa" w:w="100"/>
+            </w:tcMar>
+          </w:tcPr>
+          <w:p>
+            <w:pPr>
+              <w:spacing w:after="0"/>
+            </w:pPr>
+            <w:r>
+              <w:rPr>
+                <w:rFonts w:ascii="Calibri" w:cs="Calibri" w:eastAsia="Calibri" w:hAnsi="Calibri"/>
+                <w:sz w:val="18"/>
+                <w:szCs w:val="18"/>
+              </w:rPr>
+              <w:t xml:space="preserve">Persona moral extranjera</w:t>
+            </w:r>
+          </w:p>
+        </w:tc>
+        <w:tc>
+          <w:tcPr>
+            <w:tcW w:type="dxa" w:w="4300"/>
+            <w:tcMar>
+              <w:top w:type="dxa" w:w="60"/>
+              <w:left w:type="dxa" w:w="100"/>
+              <w:bottom w:type="dxa" w:w="60"/>
+              <w:right w:type="dxa" w:w="100"/>
+            </w:tcMar>
+          </w:tcPr>
+          <w:p>
+            <w:pPr>
+              <w:spacing w:after="0"/>
+            </w:pPr>
+            <w:r>
+              <w:rPr>
+                <w:rFonts w:ascii="Calibri" w:cs="Calibri" w:eastAsia="Calibri" w:hAnsi="Calibri"/>
+                <w:sz w:val="18"/>
+                <w:szCs w:val="18"/>
+              </w:rPr>
+              <w:t xml:space="preserve">Anexo 6</w:t>
+            </w:r>
+          </w:p>
+        </w:tc>
+      </w:tr>
+      <w:tr>
+        <w:trPr>
+          <w:cantSplit/>
+        </w:trPr>
+        <w:tc>
+          <w:tcPr>
+            <w:tcW w:type="dxa" w:w="5200"/>
+            <w:tcMar>
+              <w:top w:type="dxa" w:w="60"/>
+              <w:left w:type="dxa" w:w="100"/>
+              <w:bottom w:type="dxa" w:w="60"/>
+              <w:right w:type="dxa" w:w="100"/>
+            </w:tcMar>
+          </w:tcPr>
+          <w:p>
+            <w:pPr>
+              <w:spacing w:after="0"/>
+            </w:pPr>
+            <w:r>
+              <w:rPr>
+                <w:rFonts w:ascii="Calibri" w:cs="Calibri" w:eastAsia="Calibri" w:hAnsi="Calibri"/>
+                <w:sz w:val="18"/>
+                <w:szCs w:val="18"/>
+              </w:rPr>
+              <w:t xml:space="preserve">Embajada, consulado u organismo internacional</w:t>
+            </w:r>
+          </w:p>
+        </w:tc>
+        <w:tc>
+          <w:tcPr>
+            <w:tcW w:type="dxa" w:w="4300"/>
+            <w:tcMar>
+              <w:top w:type="dxa" w:w="60"/>
+              <w:left w:type="dxa" w:w="100"/>
+              <w:bottom w:type="dxa" w:w="60"/>
+              <w:right w:type="dxa" w:w="100"/>
+            </w:tcMar>
+          </w:tcPr>
+          <w:p>
+            <w:pPr>
+              <w:spacing w:after="0"/>
+            </w:pPr>
+            <w:r>
+              <w:rPr>
+                <w:rFonts w:ascii="Calibri" w:cs="Calibri" w:eastAsia="Calibri" w:hAnsi="Calibri"/>
+                <w:sz w:val="18"/>
+                <w:szCs w:val="18"/>
+              </w:rPr>
+              <w:t xml:space="preserve">Anexo 6 Bis</w:t>
+            </w:r>
+          </w:p>
+        </w:tc>
+      </w:tr>
+      <w:tr>
+        <w:trPr>
+          <w:cantSplit/>
+        </w:trPr>
+        <w:tc>
+          <w:tcPr>
+            <w:tcW w:type="dxa" w:w="5200"/>
+            <w:tcMar>
+              <w:top w:type="dxa" w:w="60"/>
+              <w:left w:type="dxa" w:w="100"/>
+              <w:bottom w:type="dxa" w:w="60"/>
+              <w:right w:type="dxa" w:w="100"/>
+            </w:tcMar>
+          </w:tcPr>
+          <w:p>
+            <w:pPr>
+              <w:spacing w:after="0"/>
+            </w:pPr>
+            <w:r>
+              <w:rPr>
+                <w:rFonts w:ascii="Calibri" w:cs="Calibri" w:eastAsia="Calibri" w:hAnsi="Calibri"/>
+                <w:sz w:val="18"/>
+                <w:szCs w:val="18"/>
+              </w:rPr>
+              <w:t xml:space="preserve">Fideicomiso</w:t>
+            </w:r>
+          </w:p>
+        </w:tc>
+        <w:tc>
+          <w:tcPr>
+            <w:tcW w:type="dxa" w:w="4300"/>
+            <w:tcMar>
+              <w:top w:type="dxa" w:w="60"/>
+              <w:left w:type="dxa" w:w="100"/>
+              <w:bottom w:type="dxa" w:w="60"/>
+              <w:right w:type="dxa" w:w="100"/>
+            </w:tcMar>
+          </w:tcPr>
+          <w:p>
+            <w:pPr>
+              <w:spacing w:after="0"/>
+            </w:pPr>
+            <w:r>
+              <w:rPr>
+                <w:rFonts w:ascii="Calibri" w:cs="Calibri" w:eastAsia="Calibri" w:hAnsi="Calibri"/>
+                <w:sz w:val="18"/>
+                <w:szCs w:val="18"/>
+              </w:rPr>
+              <w:t xml:space="preserve">Anexo 8</w:t>
+            </w:r>
+          </w:p>
+        </w:tc>
+      </w:tr>
+      <w:tr>
+        <w:trPr>
+          <w:cantSplit/>
+        </w:trPr>
+        <w:tc>
+          <w:tcPr>
+            <w:tcW w:type="dxa" w:w="5200"/>
+            <w:tcMar>
+              <w:top w:type="dxa" w:w="60"/>
+              <w:left w:type="dxa" w:w="100"/>
+              <w:bottom w:type="dxa" w:w="60"/>
+              <w:right w:type="dxa" w:w="100"/>
+            </w:tcMar>
+          </w:tcPr>
+          <w:p>
+            <w:pPr>
+              <w:spacing w:after="0"/>
+            </w:pPr>
+            <w:r>
+              <w:rPr>
+                <w:rFonts w:ascii="Calibri" w:cs="Calibri" w:eastAsia="Calibri" w:hAnsi="Calibri"/>
+                <w:sz w:val="18"/>
+                <w:szCs w:val="18"/>
+              </w:rPr>
+              <w:t xml:space="preserve">Otra figura o estructura jurídica sin personalidad propia</w:t>
+            </w:r>
+          </w:p>
+        </w:tc>
+        <w:tc>
+          <w:tcPr>
+            <w:tcW w:type="dxa" w:w="4300"/>
+            <w:tcMar>
+              <w:top w:type="dxa" w:w="60"/>
+              <w:left w:type="dxa" w:w="100"/>
+              <w:bottom w:type="dxa" w:w="60"/>
+              <w:right w:type="dxa" w:w="100"/>
+            </w:tcMar>
+          </w:tcPr>
+          <w:p>
+            <w:pPr>
+              <w:spacing w:after="0"/>
+            </w:pPr>
+            <w:r>
+              <w:rPr>
+                <w:rFonts w:ascii="Calibri" w:cs="Calibri" w:eastAsia="Calibri" w:hAnsi="Calibri"/>
+                <w:sz w:val="18"/>
+                <w:szCs w:val="18"/>
+              </w:rPr>
+              <w:t xml:space="preserve">Criterio del Programa: datos del Anexo 8 aplicables por analogía, instrumento que le da origen e identificación de quienes la administran o controlan</w:t>
+            </w:r>
+          </w:p>
+        </w:tc>
+      </w:tr>
+    </w:tbl>
+    <w:p>
+      <w:pPr>
+        <w:spacing w:after="80"/>
+      </w:pPr>
+    </w:p>
+    <w:p>
+      <w:pPr>
+        <w:spacing w:after="70"/>
+      </w:pPr>
+      <w:r>
+        <w:rPr>
+          <w:rFonts w:ascii="Calibri" w:cs="Calibri" w:eastAsia="Calibri" w:hAnsi="Calibri"/>
+          <w:sz w:val="20"/>
+          <w:szCs w:val="20"/>
+        </w:rPr>
+        <w:t xml:space="preserve">• Cotejo: las copias se cotejan contra el original o contra copia certificada; en el expediente se asienta la fecha y quién realizó el cotejo. No se acepta la cédula profesional como identificación oficial.</w:t>
+      </w:r>
+    </w:p>
+    <w:p>
+      <w:pPr>
+        <w:spacing w:after="70"/>
+      </w:pPr>
+      <w:r>
+        <w:rPr>
+          <w:rFonts w:ascii="Calibri" w:cs="Calibri" w:eastAsia="Calibri" w:hAnsi="Calibri"/>
+          <w:sz w:val="20"/>
+          <w:szCs w:val="20"/>
+        </w:rPr>
+        <w:t xml:space="preserve">• Verificación: se verifica la vigencia de la identificación oficial y la congruencia de los datos (CURP, RFC, domicilio, fecha de nacimiento o constitución) con los documentos y con las fuentes oficiales disponibles. Cualquier inconsistencia se aclara antes del acto; si no se aclara, se aplican los criterios de abstención de este Manual.</w:t>
+      </w:r>
+    </w:p>
+    <w:p>
+      <w:pPr>
+        <w:spacing w:after="70"/>
+      </w:pPr>
+      <w:r>
+        <w:rPr>
+          <w:rFonts w:ascii="Calibri" w:cs="Calibri" w:eastAsia="Calibri" w:hAnsi="Calibri"/>
+          <w:sz w:val="20"/>
+          <w:szCs w:val="20"/>
+        </w:rPr>
+        <w:t xml:space="preserve">• Actualización: al menos una vez al año se verifica que los expedientes de los clientes con Relación de negocios estén completos y actualizados, con comprobante de domicilio no mayor a tres meses cuando el Anexo lo exija (Art. 21). Además, el expediente se actualiza cuando cambie significativamente el Perfil Transaccional (Art. 23 Ter, fr. IV), cuando se reclasifique el Grado de Riesgo y, para clientes de Riesgo alto, en cada reevaluación semestral (criterio del Programa).</w:t>
+      </w:r>
+    </w:p>
+    <w:p>
+      <w:pPr>
+        <w:spacing w:after="70"/>
+      </w:pPr>
+      <w:r>
+        <w:rPr>
+          <w:rFonts w:ascii="Calibri" w:cs="Calibri" w:eastAsia="Calibri" w:hAnsi="Calibri"/>
+          <w:sz w:val="20"/>
+          <w:szCs w:val="20"/>
+        </w:rPr>
+        <w:t xml:space="preserve">• Actuación por cuenta de otra persona: si hay indicios o hechos de que el cliente actúa por cuenta de un tercero no declarado, se le solicita la información para identificar al Beneficiario Controlador (Art. 22).</w:t>
+      </w:r>
+    </w:p>
+    <w:p>
+      <w:pPr>
+        <w:spacing w:after="70"/>
+      </w:pPr>
+      <w:r>
+        <w:rPr>
+          <w:rFonts w:ascii="Calibri" w:cs="Calibri" w:eastAsia="Calibri" w:hAnsi="Calibri"/>
+          <w:sz w:val="20"/>
+          <w:szCs w:val="20"/>
+        </w:rPr>
+        <w:t xml:space="preserve">• En la fase de preparación de un servicio, el expediente puede integrarse solo con los datos de los Anexos que señala el art. 12 Bis RCG; se completa antes de actuar en representación del cliente.</w:t>
+      </w:r>
+    </w:p>
+    <w:p>
+      <w:pPr>
+        <w:spacing w:after="70"/>
+      </w:pPr>
+      <w:r>
+        <w:rPr>
+          <w:rFonts w:ascii="Calibri" w:cs="Calibri" w:eastAsia="Calibri" w:hAnsi="Calibri"/>
+          <w:sz w:val="20"/>
+          <w:szCs w:val="20"/>
+        </w:rPr>
+        <w:t xml:space="preserve">• Formatos y lista de verificación del expediente: Documento D7-PROF.</w:t>
       </w:r>
     </w:p>
     <w:p>
@@ -2888,7 +3503,101 @@
           <w:sz w:val="20"/>
           <w:szCs w:val="20"/>
         </w:rPr>
+        <w:t xml:space="preserve">• Detección posterior: si la calidad de PEP o el Riesgo alto se identifica después de iniciada la relación, su continuidad requiere la misma aprobación o constancia del Art. 23 Ter 5 —que aplica "previamente o con posterioridad" al acto—. Mientras no se obtenga, no se celebran nuevos actos u operaciones con ese cliente.</w:t>
+      </w:r>
+    </w:p>
+    <w:p>
+      <w:pPr>
+        <w:spacing w:after="70"/>
+      </w:pPr>
+      <w:r>
+        <w:rPr>
+          <w:rFonts w:ascii="Calibri" w:cs="Calibri" w:eastAsia="Calibri" w:hAnsi="Calibri"/>
+          <w:sz w:val="20"/>
+          <w:szCs w:val="20"/>
+        </w:rPr>
         <w:t xml:space="preserve">• El comportamiento transaccional del cliente se revisa con mayor rigor: cada pago o aportación se compara con su Perfil Transaccional y toda desviación se analiza conforme a los parámetros de alertas de este Manual.</w:t>
+      </w:r>
+    </w:p>
+    <w:p>
+      <w:pPr>
+        <w:keepNext/>
+        <w:spacing w:after="90" w:before="150"/>
+      </w:pPr>
+      <w:r>
+        <w:rPr>
+          <w:rFonts w:ascii="Calibri" w:cs="Calibri" w:eastAsia="Calibri" w:hAnsi="Calibri"/>
+          <w:b/>
+          <w:bCs/>
+          <w:sz w:val="21"/>
+          <w:szCs w:val="21"/>
+        </w:rPr>
+        <w:t xml:space="preserve">5.4 Países, territorios y jurisdicciones de alto Riesgo (Arts. 23 Bis 4 y 41, fr. V, RCG)</w:t>
+      </w:r>
+    </w:p>
+    <w:p>
+      <w:pPr>
+        <w:spacing w:after="70"/>
+      </w:pPr>
+      <w:r>
+        <w:rPr>
+          <w:rFonts w:ascii="Calibri" w:cs="Calibri" w:eastAsia="Calibri" w:hAnsi="Calibri"/>
+          <w:sz w:val="20"/>
+          <w:szCs w:val="20"/>
+        </w:rPr>
+        <w:t xml:space="preserve">• Fuentes: (i) la lista de países y jurisdicciones que la UIF pone a disposición en el Portal en Internet (Art. 23 Bis 4, último párrafo); (ii) los países y territorios que la legislación fiscal mexicana considera de régimen fiscal preferente; y (iii) las jurisdicciones que el GAFI/FATF y el GAFILAT señalan como de alto Riesgo o sujetas a monitoreo intensificado. Las listas se revisan cada vez que se actualizan; el GAFI lo hace tras sus plenarias, normalmente tres veces al año.</w:t>
+      </w:r>
+    </w:p>
+    <w:p>
+      <w:pPr>
+        <w:spacing w:after="70"/>
+      </w:pPr>
+      <w:r>
+        <w:rPr>
+          <w:rFonts w:ascii="Calibri" w:cs="Calibri" w:eastAsia="Calibri" w:hAnsi="Calibri"/>
+          <w:sz w:val="20"/>
+          <w:szCs w:val="20"/>
+        </w:rPr>
+        <w:t xml:space="preserve">• Detección: se revisan la nacionalidad, la residencia y el domicilio del cliente y de su Beneficiario Controlador, el origen y destino de los recursos, las cuentas de origen y las contrapartes.</w:t>
+      </w:r>
+    </w:p>
+    <w:p>
+      <w:pPr>
+        <w:spacing w:after="70"/>
+      </w:pPr>
+      <w:r>
+        <w:rPr>
+          <w:rFonts w:ascii="Calibri" w:cs="Calibri" w:eastAsia="Calibri" w:hAnsi="Calibri"/>
+          <w:sz w:val="20"/>
+          <w:szCs w:val="20"/>
+        </w:rPr>
+        <w:t xml:space="preserve">• Cliente no residente vinculado con esas jurisdicciones: se clasifica siempre como de Riesgo alto y se recaban y asientan las razones por las que celebra el acto u operación en México (Art. 23 Bis 4).</w:t>
+      </w:r>
+    </w:p>
+    <w:p>
+      <w:pPr>
+        <w:spacing w:after="70"/>
+      </w:pPr>
+      <w:r>
+        <w:rPr>
+          <w:rFonts w:ascii="Calibri" w:cs="Calibri" w:eastAsia="Calibri" w:hAnsi="Calibri"/>
+          <w:sz w:val="20"/>
+          <w:szCs w:val="20"/>
+        </w:rPr>
+        <w:t xml:space="preserve">• Cliente residente con vínculo con esas jurisdicciones (recursos, cuentas, contrapartes o Beneficiario Controlador): el indicador geográfico de la Metodología EBR se califica en nivel alto y se aplican las medidas reforzadas de este Manual.</w:t>
+      </w:r>
+    </w:p>
+    <w:p>
+      <w:pPr>
+        <w:spacing w:after="70"/>
+      </w:pPr>
+      <w:r>
+        <w:rPr>
+          <w:rFonts w:ascii="Calibri" w:cs="Calibri" w:eastAsia="Calibri" w:hAnsi="Calibri"/>
+          <w:sz w:val="20"/>
+          <w:szCs w:val="20"/>
+        </w:rPr>
+        <w:t xml:space="preserve">• El sistema de alertas genera una alerta automática para todo acto u operación vinculado con esas jurisdicciones (Art. 41, fr. V), que se analiza conforme al procedimiento de análisis de alertas de este Manual. Si no puede documentarse una razón económica legítima, se aplican los criterios de abstención y, en su caso, se presenta el Aviso de 24 horas.</w:t>
       </w:r>
     </w:p>
     <w:p>
@@ -3582,6 +4291,19 @@
           <w:szCs w:val="20"/>
         </w:rPr>
         <w:t xml:space="preserve">• Informe: el Profesional Titular o, en el despacho, el Representante de Cumplimiento documenta semestralmente los resultados, hallazgos y acciones correctivas con responsable y fecha; el auditor revisa su seguimiento en la auditoría anual.</w:t>
+      </w:r>
+    </w:p>
+    <w:p>
+      <w:pPr>
+        <w:spacing w:after="70"/>
+      </w:pPr>
+      <w:r>
+        <w:rPr>
+          <w:rFonts w:ascii="Calibri" w:cs="Calibri" w:eastAsia="Calibri" w:hAnsi="Calibri"/>
+          <w:sz w:val="20"/>
+          <w:szCs w:val="20"/>
+        </w:rPr>
+        <w:t xml:space="preserve">• Plan de seguimiento de observaciones: cada hallazgo del dictamen de auditoría y de la supervisión interna se registra con su acción correctiva, responsable y fecha compromiso —no mayor a 90 días para los calificados "No cumple" y a 180 días para "Cumple parcialmente" (criterio del Programa)—. El Profesional Titular o, en el despacho, el Representante de Cumplimiento da seguimiento trimestral, documenta el cierre con evidencia y presenta el estatus al siguiente auditor (Art. 42 RCG, programas de acción correctiva).</w:t>
       </w:r>
     </w:p>
     <w:p>
@@ -4306,6 +5028,700 @@
           <w:szCs w:val="20"/>
         </w:rPr>
         <w:t xml:space="preserve">Cada alerta se registra con fecha, cliente, parámetro, análisis, decisión (descartada; Perfil actualizado; reclasificación del Grado de Riesgo; o análisis de Aviso) y responsable. Si una alerta no puede descartarse razonablemente, se analiza conforme al Documento D9-PROF para determinar si procede el Aviso dentro de las 24 horas siguientes. Los registros se conservan diez años e integran los mecanismos automatizados.</w:t>
+      </w:r>
+    </w:p>
+    <w:p>
+      <w:pPr>
+        <w:keepNext/>
+        <w:spacing w:after="90" w:before="150"/>
+      </w:pPr>
+      <w:r>
+        <w:rPr>
+          <w:rFonts w:ascii="Calibri" w:cs="Calibri" w:eastAsia="Calibri" w:hAnsi="Calibri"/>
+          <w:b/>
+          <w:bCs/>
+          <w:sz w:val="21"/>
+          <w:szCs w:val="21"/>
+        </w:rPr>
+        <w:t xml:space="preserve">13.2 Procedimiento interno de análisis y dictamen de alertas</w:t>
+      </w:r>
+    </w:p>
+    <w:p>
+      <w:pPr>
+        <w:spacing w:after="110"/>
+      </w:pPr>
+      <w:r>
+        <w:rPr>
+          <w:rFonts w:ascii="Calibri" w:cs="Calibri" w:eastAsia="Calibri" w:hAnsi="Calibri"/>
+          <w:sz w:val="20"/>
+          <w:szCs w:val="20"/>
+        </w:rPr>
+        <w:t xml:space="preserve">Toda alerta —por desviación del Perfil Transaccional, señal de alerta, coincidencia en listas o PEP, o jurisdicción de Riesgo— sigue este flujo. Los plazos internos son criterio del Programa; el plazo de 24 horas es legal.</w:t>
+      </w:r>
+    </w:p>
+    <w:tbl>
+      <w:tblPr>
+        <w:tblW w:type="dxa" w:w="9500"/>
+        <w:tblBorders>
+          <w:top w:val="single" w:color="auto" w:sz="4"/>
+          <w:left w:val="single" w:color="auto" w:sz="4"/>
+          <w:bottom w:val="single" w:color="auto" w:sz="4"/>
+          <w:right w:val="single" w:color="auto" w:sz="4"/>
+          <w:insideH w:val="single" w:color="auto" w:sz="4"/>
+          <w:insideV w:val="single" w:color="auto" w:sz="4"/>
+        </w:tblBorders>
+        <w:tblLayout w:type="fixed"/>
+      </w:tblPr>
+      <w:tblGrid>
+        <w:gridCol w:w="2300"/>
+        <w:gridCol w:w="4600"/>
+        <w:gridCol w:w="2600"/>
+      </w:tblGrid>
+      <w:tr>
+        <w:trPr>
+          <w:tblHeader/>
+        </w:trPr>
+        <w:tc>
+          <w:tcPr>
+            <w:tcW w:type="dxa" w:w="2300"/>
+            <w:shd w:fill="1F3864" w:val="clear"/>
+            <w:tcMar>
+              <w:top w:type="dxa" w:w="60"/>
+              <w:left w:type="dxa" w:w="100"/>
+              <w:bottom w:type="dxa" w:w="60"/>
+              <w:right w:type="dxa" w:w="100"/>
+            </w:tcMar>
+          </w:tcPr>
+          <w:p>
+            <w:pPr>
+              <w:spacing w:after="0"/>
+            </w:pPr>
+            <w:r>
+              <w:rPr>
+                <w:rFonts w:ascii="Calibri" w:cs="Calibri" w:eastAsia="Calibri" w:hAnsi="Calibri"/>
+                <w:b/>
+                <w:bCs/>
+                <w:color w:val="FFFFFF"/>
+                <w:sz w:val="18"/>
+                <w:szCs w:val="18"/>
+              </w:rPr>
+              <w:t xml:space="preserve">Etapa</w:t>
+            </w:r>
+          </w:p>
+        </w:tc>
+        <w:tc>
+          <w:tcPr>
+            <w:tcW w:type="dxa" w:w="4600"/>
+            <w:shd w:fill="1F3864" w:val="clear"/>
+            <w:tcMar>
+              <w:top w:type="dxa" w:w="60"/>
+              <w:left w:type="dxa" w:w="100"/>
+              <w:bottom w:type="dxa" w:w="60"/>
+              <w:right w:type="dxa" w:w="100"/>
+            </w:tcMar>
+          </w:tcPr>
+          <w:p>
+            <w:pPr>
+              <w:spacing w:after="0"/>
+            </w:pPr>
+            <w:r>
+              <w:rPr>
+                <w:rFonts w:ascii="Calibri" w:cs="Calibri" w:eastAsia="Calibri" w:hAnsi="Calibri"/>
+                <w:b/>
+                <w:bCs/>
+                <w:color w:val="FFFFFF"/>
+                <w:sz w:val="18"/>
+                <w:szCs w:val="18"/>
+              </w:rPr>
+              <w:t xml:space="preserve">Actividad</w:t>
+            </w:r>
+          </w:p>
+        </w:tc>
+        <w:tc>
+          <w:tcPr>
+            <w:tcW w:type="dxa" w:w="2600"/>
+            <w:shd w:fill="1F3864" w:val="clear"/>
+            <w:tcMar>
+              <w:top w:type="dxa" w:w="60"/>
+              <w:left w:type="dxa" w:w="100"/>
+              <w:bottom w:type="dxa" w:w="60"/>
+              <w:right w:type="dxa" w:w="100"/>
+            </w:tcMar>
+          </w:tcPr>
+          <w:p>
+            <w:pPr>
+              <w:spacing w:after="0"/>
+            </w:pPr>
+            <w:r>
+              <w:rPr>
+                <w:rFonts w:ascii="Calibri" w:cs="Calibri" w:eastAsia="Calibri" w:hAnsi="Calibri"/>
+                <w:b/>
+                <w:bCs/>
+                <w:color w:val="FFFFFF"/>
+                <w:sz w:val="18"/>
+                <w:szCs w:val="18"/>
+              </w:rPr>
+              <w:t xml:space="preserve">Plazo</w:t>
+            </w:r>
+          </w:p>
+        </w:tc>
+      </w:tr>
+      <w:tr>
+        <w:trPr>
+          <w:cantSplit/>
+        </w:trPr>
+        <w:tc>
+          <w:tcPr>
+            <w:tcW w:type="dxa" w:w="2300"/>
+            <w:tcMar>
+              <w:top w:type="dxa" w:w="60"/>
+              <w:left w:type="dxa" w:w="100"/>
+              <w:bottom w:type="dxa" w:w="60"/>
+              <w:right w:type="dxa" w:w="100"/>
+            </w:tcMar>
+          </w:tcPr>
+          <w:p>
+            <w:pPr>
+              <w:spacing w:after="0"/>
+            </w:pPr>
+            <w:r>
+              <w:rPr>
+                <w:rFonts w:ascii="Calibri" w:cs="Calibri" w:eastAsia="Calibri" w:hAnsi="Calibri"/>
+                <w:sz w:val="18"/>
+                <w:szCs w:val="18"/>
+              </w:rPr>
+              <w:t xml:space="preserve">1. Registro</w:t>
+            </w:r>
+          </w:p>
+        </w:tc>
+        <w:tc>
+          <w:tcPr>
+            <w:tcW w:type="dxa" w:w="4600"/>
+            <w:tcMar>
+              <w:top w:type="dxa" w:w="60"/>
+              <w:left w:type="dxa" w:w="100"/>
+              <w:bottom w:type="dxa" w:w="60"/>
+              <w:right w:type="dxa" w:w="100"/>
+            </w:tcMar>
+          </w:tcPr>
+          <w:p>
+            <w:pPr>
+              <w:spacing w:after="0"/>
+            </w:pPr>
+            <w:r>
+              <w:rPr>
+                <w:rFonts w:ascii="Calibri" w:cs="Calibri" w:eastAsia="Calibri" w:hAnsi="Calibri"/>
+                <w:sz w:val="18"/>
+                <w:szCs w:val="18"/>
+              </w:rPr>
+              <w:t xml:space="preserve">Se registra la alerta con fecha, cliente, origen y parámetro activado.</w:t>
+            </w:r>
+          </w:p>
+        </w:tc>
+        <w:tc>
+          <w:tcPr>
+            <w:tcW w:type="dxa" w:w="2600"/>
+            <w:tcMar>
+              <w:top w:type="dxa" w:w="60"/>
+              <w:left w:type="dxa" w:w="100"/>
+              <w:bottom w:type="dxa" w:w="60"/>
+              <w:right w:type="dxa" w:w="100"/>
+            </w:tcMar>
+          </w:tcPr>
+          <w:p>
+            <w:pPr>
+              <w:spacing w:after="0"/>
+            </w:pPr>
+            <w:r>
+              <w:rPr>
+                <w:rFonts w:ascii="Calibri" w:cs="Calibri" w:eastAsia="Calibri" w:hAnsi="Calibri"/>
+                <w:sz w:val="18"/>
+                <w:szCs w:val="18"/>
+              </w:rPr>
+              <w:t xml:space="preserve">El mismo día en que se genera</w:t>
+            </w:r>
+          </w:p>
+        </w:tc>
+      </w:tr>
+      <w:tr>
+        <w:trPr>
+          <w:cantSplit/>
+        </w:trPr>
+        <w:tc>
+          <w:tcPr>
+            <w:tcW w:type="dxa" w:w="2300"/>
+            <w:tcMar>
+              <w:top w:type="dxa" w:w="60"/>
+              <w:left w:type="dxa" w:w="100"/>
+              <w:bottom w:type="dxa" w:w="60"/>
+              <w:right w:type="dxa" w:w="100"/>
+            </w:tcMar>
+          </w:tcPr>
+          <w:p>
+            <w:pPr>
+              <w:spacing w:after="0"/>
+            </w:pPr>
+            <w:r>
+              <w:rPr>
+                <w:rFonts w:ascii="Calibri" w:cs="Calibri" w:eastAsia="Calibri" w:hAnsi="Calibri"/>
+                <w:sz w:val="18"/>
+                <w:szCs w:val="18"/>
+              </w:rPr>
+              <w:t xml:space="preserve">2. Análisis preliminar</w:t>
+            </w:r>
+          </w:p>
+        </w:tc>
+        <w:tc>
+          <w:tcPr>
+            <w:tcW w:type="dxa" w:w="4600"/>
+            <w:tcMar>
+              <w:top w:type="dxa" w:w="60"/>
+              <w:left w:type="dxa" w:w="100"/>
+              <w:bottom w:type="dxa" w:w="60"/>
+              <w:right w:type="dxa" w:w="100"/>
+            </w:tcMar>
+          </w:tcPr>
+          <w:p>
+            <w:pPr>
+              <w:spacing w:after="0"/>
+            </w:pPr>
+            <w:r>
+              <w:rPr>
+                <w:rFonts w:ascii="Calibri" w:cs="Calibri" w:eastAsia="Calibri" w:hAnsi="Calibri"/>
+                <w:sz w:val="18"/>
+                <w:szCs w:val="18"/>
+              </w:rPr>
+              <w:t xml:space="preserve">Se revisan el expediente, el Perfil Transaccional y el historial. Si hace falta información del cliente, se solicita como actualización ordinaria del expediente, sin revelar la existencia de la alerta (capítulo 16).</w:t>
+            </w:r>
+          </w:p>
+        </w:tc>
+        <w:tc>
+          <w:tcPr>
+            <w:tcW w:type="dxa" w:w="2600"/>
+            <w:tcMar>
+              <w:top w:type="dxa" w:w="60"/>
+              <w:left w:type="dxa" w:w="100"/>
+              <w:bottom w:type="dxa" w:w="60"/>
+              <w:right w:type="dxa" w:w="100"/>
+            </w:tcMar>
+          </w:tcPr>
+          <w:p>
+            <w:pPr>
+              <w:spacing w:after="0"/>
+            </w:pPr>
+            <w:r>
+              <w:rPr>
+                <w:rFonts w:ascii="Calibri" w:cs="Calibri" w:eastAsia="Calibri" w:hAnsi="Calibri"/>
+                <w:sz w:val="18"/>
+                <w:szCs w:val="18"/>
+              </w:rPr>
+              <w:t xml:space="preserve">≤ 2 días hábiles</w:t>
+            </w:r>
+          </w:p>
+        </w:tc>
+      </w:tr>
+      <w:tr>
+        <w:trPr>
+          <w:cantSplit/>
+        </w:trPr>
+        <w:tc>
+          <w:tcPr>
+            <w:tcW w:type="dxa" w:w="2300"/>
+            <w:tcMar>
+              <w:top w:type="dxa" w:w="60"/>
+              <w:left w:type="dxa" w:w="100"/>
+              <w:bottom w:type="dxa" w:w="60"/>
+              <w:right w:type="dxa" w:w="100"/>
+            </w:tcMar>
+          </w:tcPr>
+          <w:p>
+            <w:pPr>
+              <w:spacing w:after="0"/>
+            </w:pPr>
+            <w:r>
+              <w:rPr>
+                <w:rFonts w:ascii="Calibri" w:cs="Calibri" w:eastAsia="Calibri" w:hAnsi="Calibri"/>
+                <w:sz w:val="18"/>
+                <w:szCs w:val="18"/>
+              </w:rPr>
+              <w:t xml:space="preserve">3. Escalamiento</w:t>
+            </w:r>
+          </w:p>
+        </w:tc>
+        <w:tc>
+          <w:tcPr>
+            <w:tcW w:type="dxa" w:w="4600"/>
+            <w:tcMar>
+              <w:top w:type="dxa" w:w="60"/>
+              <w:left w:type="dxa" w:w="100"/>
+              <w:bottom w:type="dxa" w:w="60"/>
+              <w:right w:type="dxa" w:w="100"/>
+            </w:tcMar>
+          </w:tcPr>
+          <w:p>
+            <w:pPr>
+              <w:spacing w:after="0"/>
+            </w:pPr>
+            <w:r>
+              <w:rPr>
+                <w:rFonts w:ascii="Calibri" w:cs="Calibri" w:eastAsia="Calibri" w:hAnsi="Calibri"/>
+                <w:sz w:val="18"/>
+                <w:szCs w:val="18"/>
+              </w:rPr>
+              <w:t xml:space="preserve">Si la alerta no se descarta, se escala al Profesional Titular o, en el despacho, el Representante de Cumplimiento. Las alertas de listas, PEP de Riesgo alto o jurisdicciones de Riesgo se escalan de inmediato.</w:t>
+            </w:r>
+          </w:p>
+        </w:tc>
+        <w:tc>
+          <w:tcPr>
+            <w:tcW w:type="dxa" w:w="2600"/>
+            <w:tcMar>
+              <w:top w:type="dxa" w:w="60"/>
+              <w:left w:type="dxa" w:w="100"/>
+              <w:bottom w:type="dxa" w:w="60"/>
+              <w:right w:type="dxa" w:w="100"/>
+            </w:tcMar>
+          </w:tcPr>
+          <w:p>
+            <w:pPr>
+              <w:spacing w:after="0"/>
+            </w:pPr>
+            <w:r>
+              <w:rPr>
+                <w:rFonts w:ascii="Calibri" w:cs="Calibri" w:eastAsia="Calibri" w:hAnsi="Calibri"/>
+                <w:sz w:val="18"/>
+                <w:szCs w:val="18"/>
+              </w:rPr>
+              <w:t xml:space="preserve">Inmediato al concluir la etapa 2</w:t>
+            </w:r>
+          </w:p>
+        </w:tc>
+      </w:tr>
+      <w:tr>
+        <w:trPr>
+          <w:cantSplit/>
+        </w:trPr>
+        <w:tc>
+          <w:tcPr>
+            <w:tcW w:type="dxa" w:w="2300"/>
+            <w:tcMar>
+              <w:top w:type="dxa" w:w="60"/>
+              <w:left w:type="dxa" w:w="100"/>
+              <w:bottom w:type="dxa" w:w="60"/>
+              <w:right w:type="dxa" w:w="100"/>
+            </w:tcMar>
+          </w:tcPr>
+          <w:p>
+            <w:pPr>
+              <w:spacing w:after="0"/>
+            </w:pPr>
+            <w:r>
+              <w:rPr>
+                <w:rFonts w:ascii="Calibri" w:cs="Calibri" w:eastAsia="Calibri" w:hAnsi="Calibri"/>
+                <w:sz w:val="18"/>
+                <w:szCs w:val="18"/>
+              </w:rPr>
+              <w:t xml:space="preserve">4. Dictamen</w:t>
+            </w:r>
+          </w:p>
+        </w:tc>
+        <w:tc>
+          <w:tcPr>
+            <w:tcW w:type="dxa" w:w="4600"/>
+            <w:tcMar>
+              <w:top w:type="dxa" w:w="60"/>
+              <w:left w:type="dxa" w:w="100"/>
+              <w:bottom w:type="dxa" w:w="60"/>
+              <w:right w:type="dxa" w:w="100"/>
+            </w:tcMar>
+          </w:tcPr>
+          <w:p>
+            <w:pPr>
+              <w:spacing w:after="0"/>
+            </w:pPr>
+            <w:r>
+              <w:rPr>
+                <w:rFonts w:ascii="Calibri" w:cs="Calibri" w:eastAsia="Calibri" w:hAnsi="Calibri"/>
+                <w:sz w:val="18"/>
+                <w:szCs w:val="18"/>
+              </w:rPr>
+              <w:t xml:space="preserve">Conclusión escrita y motivada: (a) descartada; (b) inusual sin elementos de sospecha → actualizar el Perfil y aplicar monitoreo reforzado; (c) sospechosa → Aviso por sospecha; (d) coincidencia confirmada en listas → abstención y Aviso.</w:t>
+            </w:r>
+          </w:p>
+        </w:tc>
+        <w:tc>
+          <w:tcPr>
+            <w:tcW w:type="dxa" w:w="2600"/>
+            <w:tcMar>
+              <w:top w:type="dxa" w:w="60"/>
+              <w:left w:type="dxa" w:w="100"/>
+              <w:bottom w:type="dxa" w:w="60"/>
+              <w:right w:type="dxa" w:w="100"/>
+            </w:tcMar>
+          </w:tcPr>
+          <w:p>
+            <w:pPr>
+              <w:spacing w:after="0"/>
+            </w:pPr>
+            <w:r>
+              <w:rPr>
+                <w:rFonts w:ascii="Calibri" w:cs="Calibri" w:eastAsia="Calibri" w:hAnsi="Calibri"/>
+                <w:sz w:val="18"/>
+                <w:szCs w:val="18"/>
+              </w:rPr>
+              <w:t xml:space="preserve">≤ 5 días hábiles desde la alerta</w:t>
+            </w:r>
+          </w:p>
+        </w:tc>
+      </w:tr>
+      <w:tr>
+        <w:trPr>
+          <w:cantSplit/>
+        </w:trPr>
+        <w:tc>
+          <w:tcPr>
+            <w:tcW w:type="dxa" w:w="2300"/>
+            <w:tcMar>
+              <w:top w:type="dxa" w:w="60"/>
+              <w:left w:type="dxa" w:w="100"/>
+              <w:bottom w:type="dxa" w:w="60"/>
+              <w:right w:type="dxa" w:w="100"/>
+            </w:tcMar>
+          </w:tcPr>
+          <w:p>
+            <w:pPr>
+              <w:spacing w:after="0"/>
+            </w:pPr>
+            <w:r>
+              <w:rPr>
+                <w:rFonts w:ascii="Calibri" w:cs="Calibri" w:eastAsia="Calibri" w:hAnsi="Calibri"/>
+                <w:sz w:val="18"/>
+                <w:szCs w:val="18"/>
+              </w:rPr>
+              <w:t xml:space="preserve">5. Aviso de 24 horas</w:t>
+            </w:r>
+          </w:p>
+        </w:tc>
+        <w:tc>
+          <w:tcPr>
+            <w:tcW w:type="dxa" w:w="4600"/>
+            <w:tcMar>
+              <w:top w:type="dxa" w:w="60"/>
+              <w:left w:type="dxa" w:w="100"/>
+              <w:bottom w:type="dxa" w:w="60"/>
+              <w:right w:type="dxa" w:w="100"/>
+            </w:tcMar>
+          </w:tcPr>
+          <w:p>
+            <w:pPr>
+              <w:spacing w:after="0"/>
+            </w:pPr>
+            <w:r>
+              <w:rPr>
+                <w:rFonts w:ascii="Calibri" w:cs="Calibri" w:eastAsia="Calibri" w:hAnsi="Calibri"/>
+                <w:sz w:val="18"/>
+                <w:szCs w:val="18"/>
+              </w:rPr>
+              <w:t xml:space="preserve">En los casos (c) y (d), el Aviso se presenta dentro de las 24 horas siguientes a que se reconoció la conducta inusitada o el indicio (Arts. 26 Bis, 26 Bis 1 y 27 RCG), aunque el acto no se haya celebrado o no alcance el umbral. Formato: Documento D9-PROF.</w:t>
+            </w:r>
+          </w:p>
+        </w:tc>
+        <w:tc>
+          <w:tcPr>
+            <w:tcW w:type="dxa" w:w="2600"/>
+            <w:tcMar>
+              <w:top w:type="dxa" w:w="60"/>
+              <w:left w:type="dxa" w:w="100"/>
+              <w:bottom w:type="dxa" w:w="60"/>
+              <w:right w:type="dxa" w:w="100"/>
+            </w:tcMar>
+          </w:tcPr>
+          <w:p>
+            <w:pPr>
+              <w:spacing w:after="0"/>
+            </w:pPr>
+            <w:r>
+              <w:rPr>
+                <w:rFonts w:ascii="Calibri" w:cs="Calibri" w:eastAsia="Calibri" w:hAnsi="Calibri"/>
+                <w:sz w:val="18"/>
+                <w:szCs w:val="18"/>
+              </w:rPr>
+              <w:t xml:space="preserve">24 horas (plazo legal)</w:t>
+            </w:r>
+          </w:p>
+        </w:tc>
+      </w:tr>
+      <w:tr>
+        <w:trPr>
+          <w:cantSplit/>
+        </w:trPr>
+        <w:tc>
+          <w:tcPr>
+            <w:tcW w:type="dxa" w:w="2300"/>
+            <w:tcMar>
+              <w:top w:type="dxa" w:w="60"/>
+              <w:left w:type="dxa" w:w="100"/>
+              <w:bottom w:type="dxa" w:w="60"/>
+              <w:right w:type="dxa" w:w="100"/>
+            </w:tcMar>
+          </w:tcPr>
+          <w:p>
+            <w:pPr>
+              <w:spacing w:after="0"/>
+            </w:pPr>
+            <w:r>
+              <w:rPr>
+                <w:rFonts w:ascii="Calibri" w:cs="Calibri" w:eastAsia="Calibri" w:hAnsi="Calibri"/>
+                <w:sz w:val="18"/>
+                <w:szCs w:val="18"/>
+              </w:rPr>
+              <w:t xml:space="preserve">6. Decisión sobre la relación</w:t>
+            </w:r>
+          </w:p>
+        </w:tc>
+        <w:tc>
+          <w:tcPr>
+            <w:tcW w:type="dxa" w:w="4600"/>
+            <w:tcMar>
+              <w:top w:type="dxa" w:w="60"/>
+              <w:left w:type="dxa" w:w="100"/>
+              <w:bottom w:type="dxa" w:w="60"/>
+              <w:right w:type="dxa" w:w="100"/>
+            </w:tcMar>
+          </w:tcPr>
+          <w:p>
+            <w:pPr>
+              <w:spacing w:after="0"/>
+            </w:pPr>
+            <w:r>
+              <w:rPr>
+                <w:rFonts w:ascii="Calibri" w:cs="Calibri" w:eastAsia="Calibri" w:hAnsi="Calibri"/>
+                <w:sz w:val="18"/>
+                <w:szCs w:val="18"/>
+              </w:rPr>
+              <w:t xml:space="preserve">Continuar, limitar o terminar la relación conforme a los criterios de apertura, limitación y terminación de este Manual.</w:t>
+            </w:r>
+          </w:p>
+        </w:tc>
+        <w:tc>
+          <w:tcPr>
+            <w:tcW w:type="dxa" w:w="2600"/>
+            <w:tcMar>
+              <w:top w:type="dxa" w:w="60"/>
+              <w:left w:type="dxa" w:w="100"/>
+              <w:bottom w:type="dxa" w:w="60"/>
+              <w:right w:type="dxa" w:w="100"/>
+            </w:tcMar>
+          </w:tcPr>
+          <w:p>
+            <w:pPr>
+              <w:spacing w:after="0"/>
+            </w:pPr>
+            <w:r>
+              <w:rPr>
+                <w:rFonts w:ascii="Calibri" w:cs="Calibri" w:eastAsia="Calibri" w:hAnsi="Calibri"/>
+                <w:sz w:val="18"/>
+                <w:szCs w:val="18"/>
+              </w:rPr>
+              <w:t xml:space="preserve">Junto con el dictamen</w:t>
+            </w:r>
+          </w:p>
+        </w:tc>
+      </w:tr>
+      <w:tr>
+        <w:trPr>
+          <w:cantSplit/>
+        </w:trPr>
+        <w:tc>
+          <w:tcPr>
+            <w:tcW w:type="dxa" w:w="2300"/>
+            <w:tcMar>
+              <w:top w:type="dxa" w:w="60"/>
+              <w:left w:type="dxa" w:w="100"/>
+              <w:bottom w:type="dxa" w:w="60"/>
+              <w:right w:type="dxa" w:w="100"/>
+            </w:tcMar>
+          </w:tcPr>
+          <w:p>
+            <w:pPr>
+              <w:spacing w:after="0"/>
+            </w:pPr>
+            <w:r>
+              <w:rPr>
+                <w:rFonts w:ascii="Calibri" w:cs="Calibri" w:eastAsia="Calibri" w:hAnsi="Calibri"/>
+                <w:sz w:val="18"/>
+                <w:szCs w:val="18"/>
+              </w:rPr>
+              <w:t xml:space="preserve">7. Conservación</w:t>
+            </w:r>
+          </w:p>
+        </w:tc>
+        <w:tc>
+          <w:tcPr>
+            <w:tcW w:type="dxa" w:w="4600"/>
+            <w:tcMar>
+              <w:top w:type="dxa" w:w="60"/>
+              <w:left w:type="dxa" w:w="100"/>
+              <w:bottom w:type="dxa" w:w="60"/>
+              <w:right w:type="dxa" w:w="100"/>
+            </w:tcMar>
+          </w:tcPr>
+          <w:p>
+            <w:pPr>
+              <w:spacing w:after="0"/>
+            </w:pPr>
+            <w:r>
+              <w:rPr>
+                <w:rFonts w:ascii="Calibri" w:cs="Calibri" w:eastAsia="Calibri" w:hAnsi="Calibri"/>
+                <w:sz w:val="18"/>
+                <w:szCs w:val="18"/>
+              </w:rPr>
+              <w:t xml:space="preserve">El registro, análisis, dictamen y evidencia se conservan diez años bajo confidencialidad.</w:t>
+            </w:r>
+          </w:p>
+        </w:tc>
+        <w:tc>
+          <w:tcPr>
+            <w:tcW w:type="dxa" w:w="2600"/>
+            <w:tcMar>
+              <w:top w:type="dxa" w:w="60"/>
+              <w:left w:type="dxa" w:w="100"/>
+              <w:bottom w:type="dxa" w:w="60"/>
+              <w:right w:type="dxa" w:w="100"/>
+            </w:tcMar>
+          </w:tcPr>
+          <w:p>
+            <w:pPr>
+              <w:spacing w:after="0"/>
+            </w:pPr>
+            <w:r>
+              <w:rPr>
+                <w:rFonts w:ascii="Calibri" w:cs="Calibri" w:eastAsia="Calibri" w:hAnsi="Calibri"/>
+                <w:sz w:val="18"/>
+                <w:szCs w:val="18"/>
+              </w:rPr>
+              <w:t xml:space="preserve">Permanente</w:t>
+            </w:r>
+          </w:p>
+        </w:tc>
+      </w:tr>
+    </w:tbl>
+    <w:p>
+      <w:pPr>
+        <w:spacing w:after="80"/>
+      </w:pPr>
+    </w:p>
+    <w:p>
+      <w:pPr>
+        <w:spacing w:after="110"/>
+      </w:pPr>
+      <w:r>
+        <w:rPr>
+          <w:rFonts w:ascii="Calibri" w:cs="Calibri" w:eastAsia="Calibri" w:hAnsi="Calibri"/>
+          <w:sz w:val="20"/>
+          <w:szCs w:val="20"/>
+        </w:rPr>
+        <w:t xml:space="preserve">El análisis no puede usarse para diferir el Aviso: en cuanto se reconoce la conducta inusitada o el indicio, corre el plazo de 24 horas. En el régimen de la LFPIORPI, los actos que alcanzan el umbral se reportan mediante el Aviso mensual ordinario, con independencia de este procedimiento.</w:t>
       </w:r>
     </w:p>
     <w:p>
@@ -5251,7 +6667,7 @@
                 <w:sz w:val="18"/>
                 <w:szCs w:val="18"/>
               </w:rPr>
-              <w:t xml:space="preserve">Caps. 4 y 6</w:t>
+              <w:t xml:space="preserve">Caps. 4, 4.2 y 6</w:t>
             </w:r>
           </w:p>
         </w:tc>
@@ -5453,7 +6869,7 @@
                 <w:sz w:val="18"/>
                 <w:szCs w:val="18"/>
               </w:rPr>
-              <w:t xml:space="preserve">Caps. 5, 5.2 y 5.3; Anexo B</w:t>
+              <w:t xml:space="preserve">Caps. 5, 5.2 a 5.4; Anexo B</w:t>
             </w:r>
           </w:p>
         </w:tc>
@@ -5655,7 +7071,7 @@
                 <w:sz w:val="18"/>
                 <w:szCs w:val="18"/>
               </w:rPr>
-              <w:t xml:space="preserve">Caps. 13 y 13.1</w:t>
+              <w:t xml:space="preserve">Caps. 13, 13.1 y 13.2</w:t>
             </w:r>
           </w:p>
         </w:tc>
